--- a/Coding 1 - year/Unit 5 - Functions and Modularity/Daily Lesson Plans/Word/Day 107.docx
+++ b/Coding 1 - year/Unit 5 - Functions and Modularity/Daily Lesson Plans/Word/Day 107.docx
@@ -50,12 +50,15 @@
               </w:rPr>
               <w:t xml:space="preserve">Coding I — Full Year</w:t>
             </w:r>
-          </w:p>
-          <w:p>
-            <w:pPr>
-              <w:spacing w:before="40"/>
-              <w:jc w:val="center"/>
-            </w:pPr>
+            <w:r>
+              <w:rPr>
+                <w:rFonts w:ascii="Arial" w:cs="Arial" w:eastAsia="Arial" w:hAnsi="Arial"/>
+                <w:sz w:val="16"/>
+                <w:szCs w:val="16"/>
+              </w:rPr>
+              <w:br/>
+              <w:t xml:space="preserve"/>
+            </w:r>
             <w:r>
               <w:rPr>
                 <w:rFonts w:ascii="Arial" w:cs="Arial" w:eastAsia="Arial" w:hAnsi="Arial"/>
@@ -83,7 +86,7 @@
           <w:rFonts w:ascii="Arial" w:cs="Arial" w:eastAsia="Arial" w:hAnsi="Arial"/>
           <w:b/>
           <w:bCs/>
-          <w:color w:val="1F3864"/>
+          <w:color w:val="2B5797"/>
           <w:sz w:val="32"/>
           <w:szCs w:val="32"/>
         </w:rPr>
@@ -261,9 +264,9 @@
               <w:right w:val="single" w:color="CCCCCC" w:sz="1"/>
             </w:tcBorders>
             <w:tcMar>
-              <w:top w:type="dxa" w:w="60"/>
+              <w:top w:type="dxa" w:w="80"/>
               <w:left w:type="dxa" w:w="120"/>
-              <w:bottom w:type="dxa" w:w="60"/>
+              <w:bottom w:type="dxa" w:w="80"/>
               <w:right w:type="dxa" w:w="120"/>
             </w:tcMar>
           </w:tcPr>
@@ -290,20 +293,213 @@
               <w:right w:val="single" w:color="CCCCCC" w:sz="1"/>
             </w:tcBorders>
             <w:tcMar>
-              <w:top w:type="dxa" w:w="60"/>
+              <w:top w:type="dxa" w:w="80"/>
               <w:left w:type="dxa" w:w="120"/>
-              <w:bottom w:type="dxa" w:w="60"/>
+              <w:bottom w:type="dxa" w:w="80"/>
               <w:right w:type="dxa" w:w="120"/>
             </w:tcMar>
           </w:tcPr>
           <w:p>
-            <w:r>
-              <w:rPr>
-                <w:rFonts w:ascii="Arial" w:cs="Arial" w:eastAsia="Arial" w:hAnsi="Arial"/>
-                <w:sz w:val="20"/>
-                <w:szCs w:val="20"/>
+            <w:pPr>
+              <w:spacing w:after="80" w:before="80"/>
+            </w:pPr>
+            <w:r>
+              <w:rPr>
+                <w:rFonts w:ascii="Arial" w:cs="Arial" w:eastAsia="Arial" w:hAnsi="Arial"/>
+                <w:b/>
+                <w:bCs/>
+                <w:i w:val="false"/>
+                <w:iCs w:val="false"/>
+                <w:color w:val="000000"/>
+                <w:sz w:val="22"/>
+                <w:szCs w:val="22"/>
               </w:rPr>
               <w:t xml:space="preserve">Bell Ringer / Review</w:t>
+            </w:r>
+            <w:r>
+              <w:rPr>
+                <w:rFonts w:ascii="Arial" w:cs="Arial" w:eastAsia="Arial" w:hAnsi="Arial"/>
+                <w:sz w:val="20"/>
+                <w:szCs w:val="20"/>
+              </w:rPr>
+              <w:br/>
+              <w:t xml:space="preserve"/>
+            </w:r>
+            <w:r>
+              <w:rPr>
+                <w:rFonts w:ascii="Arial" w:cs="Arial" w:eastAsia="Arial" w:hAnsi="Arial"/>
+                <w:sz w:val="20"/>
+                <w:szCs w:val="20"/>
+              </w:rPr>
+              <w:br/>
+              <w:t xml:space="preserve"/>
+            </w:r>
+            <w:r>
+              <w:rPr>
+                <w:rFonts w:ascii="Arial" w:cs="Arial" w:eastAsia="Arial" w:hAnsi="Arial"/>
+                <w:b/>
+                <w:bCs/>
+                <w:i w:val="false"/>
+                <w:iCs w:val="false"/>
+                <w:color w:val="000000"/>
+                <w:sz w:val="20"/>
+                <w:szCs w:val="20"/>
+              </w:rPr>
+              <w:t xml:space="preserve">Quick Write </w:t>
+            </w:r>
+            <w:r>
+              <w:rPr>
+                <w:rFonts w:ascii="Arial" w:cs="Arial" w:eastAsia="Arial" w:hAnsi="Arial"/>
+                <w:b w:val="false"/>
+                <w:bCs w:val="false"/>
+                <w:i w:val="false"/>
+                <w:iCs w:val="false"/>
+                <w:color w:val="000000"/>
+                <w:sz w:val="20"/>
+                <w:szCs w:val="20"/>
+              </w:rPr>
+              <w:t xml:space="preserve">(3 min — written or verbal):</w:t>
+            </w:r>
+            <w:r>
+              <w:rPr>
+                <w:rFonts w:ascii="Arial" w:cs="Arial" w:eastAsia="Arial" w:hAnsi="Arial"/>
+                <w:sz w:val="20"/>
+                <w:szCs w:val="20"/>
+              </w:rPr>
+              <w:br/>
+              <w:t xml:space="preserve"/>
+            </w:r>
+            <w:r>
+              <w:rPr>
+                <w:rFonts w:ascii="Arial" w:cs="Arial" w:eastAsia="Arial" w:hAnsi="Arial"/>
+                <w:b w:val="false"/>
+                <w:bCs w:val="false"/>
+                <w:i w:val="false"/>
+                <w:iCs w:val="false"/>
+                <w:color w:val="000000"/>
+                <w:sz w:val="20"/>
+                <w:szCs w:val="20"/>
+              </w:rPr>
+              <w:t xml:space="preserve">    What do you already know about how to write functions that build and return new lists as their result?</w:t>
+            </w:r>
+            <w:r>
+              <w:rPr>
+                <w:rFonts w:ascii="Arial" w:cs="Arial" w:eastAsia="Arial" w:hAnsi="Arial"/>
+                <w:sz w:val="20"/>
+                <w:szCs w:val="20"/>
+              </w:rPr>
+              <w:br/>
+              <w:t xml:space="preserve"/>
+            </w:r>
+            <w:r>
+              <w:rPr>
+                <w:rFonts w:ascii="Arial" w:cs="Arial" w:eastAsia="Arial" w:hAnsi="Arial"/>
+                <w:sz w:val="20"/>
+                <w:szCs w:val="20"/>
+              </w:rPr>
+              <w:br/>
+              <w:t xml:space="preserve"/>
+            </w:r>
+            <w:r>
+              <w:rPr>
+                <w:rFonts w:ascii="Arial" w:cs="Arial" w:eastAsia="Arial" w:hAnsi="Arial"/>
+                <w:b/>
+                <w:bCs/>
+                <w:i w:val="false"/>
+                <w:iCs w:val="false"/>
+                <w:color w:val="000000"/>
+                <w:sz w:val="20"/>
+                <w:szCs w:val="20"/>
+              </w:rPr>
+              <w:t xml:space="preserve">Vocabulary Preview — </w:t>
+            </w:r>
+            <w:r>
+              <w:rPr>
+                <w:rFonts w:ascii="Arial" w:cs="Arial" w:eastAsia="Arial" w:hAnsi="Arial"/>
+                <w:b w:val="false"/>
+                <w:bCs w:val="false"/>
+                <w:i w:val="false"/>
+                <w:iCs w:val="false"/>
+                <w:color w:val="000000"/>
+                <w:sz w:val="20"/>
+                <w:szCs w:val="20"/>
+              </w:rPr>
+              <w:t xml:space="preserve">terms we'll use today:</w:t>
+            </w:r>
+            <w:r>
+              <w:rPr>
+                <w:rFonts w:ascii="Arial" w:cs="Arial" w:eastAsia="Arial" w:hAnsi="Arial"/>
+                <w:sz w:val="20"/>
+                <w:szCs w:val="20"/>
+              </w:rPr>
+              <w:br/>
+              <w:t xml:space="preserve"/>
+            </w:r>
+            <w:r>
+              <w:rPr>
+                <w:rFonts w:ascii="Arial" w:cs="Arial" w:eastAsia="Arial" w:hAnsi="Arial"/>
+                <w:b w:val="false"/>
+                <w:bCs w:val="false"/>
+                <w:i w:val="false"/>
+                <w:iCs w:val="false"/>
+                <w:color w:val="000000"/>
+                <w:sz w:val="20"/>
+                <w:szCs w:val="20"/>
+              </w:rPr>
+              <w:t xml:space="preserve">    • return lists   •   data transformation   •   Filtering   •   Transforming   •   Combining   •   Sorting and organizing</w:t>
+            </w:r>
+            <w:r>
+              <w:rPr>
+                <w:rFonts w:ascii="Arial" w:cs="Arial" w:eastAsia="Arial" w:hAnsi="Arial"/>
+                <w:sz w:val="20"/>
+                <w:szCs w:val="20"/>
+              </w:rPr>
+              <w:br/>
+              <w:t xml:space="preserve"/>
+            </w:r>
+            <w:r>
+              <w:rPr>
+                <w:rFonts w:ascii="Arial" w:cs="Arial" w:eastAsia="Arial" w:hAnsi="Arial"/>
+                <w:sz w:val="20"/>
+                <w:szCs w:val="20"/>
+              </w:rPr>
+              <w:br/>
+              <w:t xml:space="preserve"/>
+            </w:r>
+            <w:r>
+              <w:rPr>
+                <w:rFonts w:ascii="Arial" w:cs="Arial" w:eastAsia="Arial" w:hAnsi="Arial"/>
+                <w:b w:val="false"/>
+                <w:bCs w:val="false"/>
+                <w:i/>
+                <w:iCs/>
+                <w:color w:val="444444"/>
+                <w:sz w:val="20"/>
+                <w:szCs w:val="20"/>
+              </w:rPr>
+              <w:t xml:space="preserve">Today's Goal: By the end of class you will be able to write functions that build and return new lists as their result.</w:t>
+            </w:r>
+            <w:r>
+              <w:rPr>
+                <w:rFonts w:ascii="Arial" w:cs="Arial" w:eastAsia="Arial" w:hAnsi="Arial"/>
+                <w:sz w:val="20"/>
+                <w:szCs w:val="20"/>
+              </w:rPr>
+              <w:br/>
+              <w:t xml:space="preserve"/>
+            </w:r>
+            <w:r>
+              <w:rPr>
+                <w:rFonts w:ascii="Arial" w:cs="Arial" w:eastAsia="Arial" w:hAnsi="Arial"/>
+                <w:b w:val="false"/>
+                <w:bCs w:val="false"/>
+                <w:i/>
+                <w:iCs/>
+                <w:color w:val="555555"/>
+                <w:sz w:val="20"/>
+                <w:szCs w:val="20"/>
+              </w:rPr>
+              <w:t xml:space="preserve">→ Pair-share your response, then 2–3 students share with the class.</w:t>
             </w:r>
           </w:p>
         </w:tc>
@@ -319,9 +515,9 @@
               <w:right w:val="single" w:color="CCCCCC" w:sz="1"/>
             </w:tcBorders>
             <w:tcMar>
-              <w:top w:type="dxa" w:w="60"/>
+              <w:top w:type="dxa" w:w="80"/>
               <w:left w:type="dxa" w:w="120"/>
-              <w:bottom w:type="dxa" w:w="60"/>
+              <w:bottom w:type="dxa" w:w="80"/>
               <w:right w:type="dxa" w:w="120"/>
             </w:tcMar>
           </w:tcPr>
@@ -348,20 +544,380 @@
               <w:right w:val="single" w:color="CCCCCC" w:sz="1"/>
             </w:tcBorders>
             <w:tcMar>
-              <w:top w:type="dxa" w:w="60"/>
+              <w:top w:type="dxa" w:w="80"/>
               <w:left w:type="dxa" w:w="120"/>
-              <w:bottom w:type="dxa" w:w="60"/>
+              <w:bottom w:type="dxa" w:w="80"/>
               <w:right w:type="dxa" w:w="120"/>
             </w:tcMar>
           </w:tcPr>
           <w:p>
-            <w:r>
-              <w:rPr>
-                <w:rFonts w:ascii="Arial" w:cs="Arial" w:eastAsia="Arial" w:hAnsi="Arial"/>
-                <w:sz w:val="20"/>
-                <w:szCs w:val="20"/>
-              </w:rPr>
-              <w:t xml:space="preserve">Mini Lesson: Functions That Return Lists</w:t>
+            <w:pPr>
+              <w:spacing w:after="80" w:before="80"/>
+            </w:pPr>
+            <w:r>
+              <w:rPr>
+                <w:rFonts w:ascii="Arial" w:cs="Arial" w:eastAsia="Arial" w:hAnsi="Arial"/>
+                <w:b/>
+                <w:bCs/>
+                <w:i w:val="false"/>
+                <w:iCs w:val="false"/>
+                <w:color w:val="000000"/>
+                <w:sz w:val="22"/>
+                <w:szCs w:val="22"/>
+              </w:rPr>
+              <w:t xml:space="preserve">Mini Lesson: </w:t>
+            </w:r>
+            <w:r>
+              <w:rPr>
+                <w:rFonts w:ascii="Arial" w:cs="Arial" w:eastAsia="Arial" w:hAnsi="Arial"/>
+                <w:b w:val="false"/>
+                <w:bCs w:val="false"/>
+                <w:i w:val="false"/>
+                <w:iCs w:val="false"/>
+                <w:color w:val="000000"/>
+                <w:sz w:val="22"/>
+                <w:szCs w:val="22"/>
+              </w:rPr>
+              <w:t xml:space="preserve">Functions That Return Lists</w:t>
+            </w:r>
+            <w:r>
+              <w:rPr>
+                <w:rFonts w:ascii="Arial" w:cs="Arial" w:eastAsia="Arial" w:hAnsi="Arial"/>
+                <w:sz w:val="20"/>
+                <w:szCs w:val="20"/>
+              </w:rPr>
+              <w:br/>
+              <w:t xml:space="preserve"/>
+            </w:r>
+            <w:r>
+              <w:rPr>
+                <w:rFonts w:ascii="Arial" w:cs="Arial" w:eastAsia="Arial" w:hAnsi="Arial"/>
+                <w:sz w:val="20"/>
+                <w:szCs w:val="20"/>
+              </w:rPr>
+              <w:br/>
+              <w:t xml:space="preserve"/>
+            </w:r>
+            <w:r>
+              <w:rPr>
+                <w:rFonts w:ascii="Arial" w:cs="Arial" w:eastAsia="Arial" w:hAnsi="Arial"/>
+                <w:b/>
+                <w:bCs/>
+                <w:i/>
+                <w:iCs/>
+                <w:color w:val="000000"/>
+                <w:sz w:val="20"/>
+                <w:szCs w:val="20"/>
+              </w:rPr>
+              <w:t xml:space="preserve">Learning Target: </w:t>
+            </w:r>
+            <w:r>
+              <w:rPr>
+                <w:rFonts w:ascii="Arial" w:cs="Arial" w:eastAsia="Arial" w:hAnsi="Arial"/>
+                <w:b w:val="false"/>
+                <w:bCs w:val="false"/>
+                <w:i/>
+                <w:iCs/>
+                <w:color w:val="333333"/>
+                <w:sz w:val="20"/>
+                <w:szCs w:val="20"/>
+              </w:rPr>
+              <w:t xml:space="preserve">I can write functions that build and return new lists as their result.</w:t>
+            </w:r>
+            <w:r>
+              <w:rPr>
+                <w:rFonts w:ascii="Arial" w:cs="Arial" w:eastAsia="Arial" w:hAnsi="Arial"/>
+                <w:sz w:val="20"/>
+                <w:szCs w:val="20"/>
+              </w:rPr>
+              <w:br/>
+              <w:t xml:space="preserve"/>
+            </w:r>
+            <w:r>
+              <w:rPr>
+                <w:rFonts w:ascii="Arial" w:cs="Arial" w:eastAsia="Arial" w:hAnsi="Arial"/>
+                <w:sz w:val="20"/>
+                <w:szCs w:val="20"/>
+              </w:rPr>
+              <w:br/>
+              <w:t xml:space="preserve"/>
+            </w:r>
+            <w:r>
+              <w:rPr>
+                <w:rFonts w:ascii="Arial" w:cs="Arial" w:eastAsia="Arial" w:hAnsi="Arial"/>
+                <w:b w:val="false"/>
+                <w:bCs w:val="false"/>
+                <w:i w:val="false"/>
+                <w:iCs w:val="false"/>
+                <w:color w:val="000000"/>
+                <w:sz w:val="20"/>
+                <w:szCs w:val="20"/>
+              </w:rPr>
+              <w:t xml:space="preserve">Just as functions can return numbers and strings, they can also return lists. This is powerful for data transformation—taking input data and producing a new collection that's been processed in some way.</w:t>
+            </w:r>
+            <w:r>
+              <w:rPr>
+                <w:rFonts w:ascii="Arial" w:cs="Arial" w:eastAsia="Arial" w:hAnsi="Arial"/>
+                <w:sz w:val="20"/>
+                <w:szCs w:val="20"/>
+              </w:rPr>
+              <w:br/>
+              <w:t xml:space="preserve"/>
+            </w:r>
+            <w:r>
+              <w:rPr>
+                <w:rFonts w:ascii="Arial" w:cs="Arial" w:eastAsia="Arial" w:hAnsi="Arial"/>
+                <w:b w:val="false"/>
+                <w:bCs w:val="false"/>
+                <w:i w:val="false"/>
+                <w:iCs w:val="false"/>
+                <w:color w:val="000000"/>
+                <w:sz w:val="20"/>
+                <w:szCs w:val="20"/>
+              </w:rPr>
+              <w:t xml:space="preserve">When a function returns a list, the caller gets that list and can use it in their program. Common patterns:</w:t>
+            </w:r>
+            <w:r>
+              <w:rPr>
+                <w:rFonts w:ascii="Arial" w:cs="Arial" w:eastAsia="Arial" w:hAnsi="Arial"/>
+                <w:sz w:val="20"/>
+                <w:szCs w:val="20"/>
+              </w:rPr>
+              <w:br/>
+              <w:t xml:space="preserve"/>
+            </w:r>
+            <w:r>
+              <w:rPr>
+                <w:rFonts w:ascii="Arial" w:cs="Arial" w:eastAsia="Arial" w:hAnsi="Arial"/>
+                <w:sz w:val="20"/>
+                <w:szCs w:val="20"/>
+              </w:rPr>
+              <w:br/>
+              <w:t xml:space="preserve"/>
+            </w:r>
+            <w:r>
+              <w:rPr>
+                <w:rFonts w:ascii="Arial" w:cs="Arial" w:eastAsia="Arial" w:hAnsi="Arial"/>
+                <w:b/>
+                <w:bCs/>
+                <w:i w:val="false"/>
+                <w:iCs w:val="false"/>
+                <w:color w:val="000000"/>
+                <w:sz w:val="20"/>
+                <w:szCs w:val="20"/>
+              </w:rPr>
+              <w:t xml:space="preserve">Key Concepts:</w:t>
+            </w:r>
+            <w:r>
+              <w:rPr>
+                <w:rFonts w:ascii="Arial" w:cs="Arial" w:eastAsia="Arial" w:hAnsi="Arial"/>
+                <w:sz w:val="20"/>
+                <w:szCs w:val="20"/>
+              </w:rPr>
+              <w:br/>
+              <w:t xml:space="preserve"/>
+            </w:r>
+            <w:r>
+              <w:rPr>
+                <w:rFonts w:ascii="Arial" w:cs="Arial" w:eastAsia="Arial" w:hAnsi="Arial"/>
+                <w:b w:val="false"/>
+                <w:bCs w:val="false"/>
+                <w:i w:val="false"/>
+                <w:iCs w:val="false"/>
+                <w:color w:val="000000"/>
+                <w:sz w:val="20"/>
+                <w:szCs w:val="20"/>
+              </w:rPr>
+              <w:t xml:space="preserve">    • Filtering — Create a new list with only certain items (e.g., only positive numbers)</w:t>
+            </w:r>
+            <w:r>
+              <w:rPr>
+                <w:rFonts w:ascii="Arial" w:cs="Arial" w:eastAsia="Arial" w:hAnsi="Arial"/>
+                <w:sz w:val="20"/>
+                <w:szCs w:val="20"/>
+              </w:rPr>
+              <w:br/>
+              <w:t xml:space="preserve"/>
+            </w:r>
+            <w:r>
+              <w:rPr>
+                <w:rFonts w:ascii="Arial" w:cs="Arial" w:eastAsia="Arial" w:hAnsi="Arial"/>
+                <w:b w:val="false"/>
+                <w:bCs w:val="false"/>
+                <w:i w:val="false"/>
+                <w:iCs w:val="false"/>
+                <w:color w:val="000000"/>
+                <w:sz w:val="20"/>
+                <w:szCs w:val="20"/>
+              </w:rPr>
+              <w:t xml:space="preserve">    • Transforming — Create a new list where each item has been modified (e.g., all doubled)</w:t>
+            </w:r>
+            <w:r>
+              <w:rPr>
+                <w:rFonts w:ascii="Arial" w:cs="Arial" w:eastAsia="Arial" w:hAnsi="Arial"/>
+                <w:sz w:val="20"/>
+                <w:szCs w:val="20"/>
+              </w:rPr>
+              <w:br/>
+              <w:t xml:space="preserve"/>
+            </w:r>
+            <w:r>
+              <w:rPr>
+                <w:rFonts w:ascii="Arial" w:cs="Arial" w:eastAsia="Arial" w:hAnsi="Arial"/>
+                <w:b w:val="false"/>
+                <w:bCs w:val="false"/>
+                <w:i w:val="false"/>
+                <w:iCs w:val="false"/>
+                <w:color w:val="000000"/>
+                <w:sz w:val="20"/>
+                <w:szCs w:val="20"/>
+              </w:rPr>
+              <w:t xml:space="preserve">    • Combining — Create a new list by merging multiple lists</w:t>
+            </w:r>
+            <w:r>
+              <w:rPr>
+                <w:rFonts w:ascii="Arial" w:cs="Arial" w:eastAsia="Arial" w:hAnsi="Arial"/>
+                <w:sz w:val="20"/>
+                <w:szCs w:val="20"/>
+              </w:rPr>
+              <w:br/>
+              <w:t xml:space="preserve"/>
+            </w:r>
+            <w:r>
+              <w:rPr>
+                <w:rFonts w:ascii="Arial" w:cs="Arial" w:eastAsia="Arial" w:hAnsi="Arial"/>
+                <w:b w:val="false"/>
+                <w:bCs w:val="false"/>
+                <w:i w:val="false"/>
+                <w:iCs w:val="false"/>
+                <w:color w:val="000000"/>
+                <w:sz w:val="20"/>
+                <w:szCs w:val="20"/>
+              </w:rPr>
+              <w:t xml:space="preserve">    • Sorting and organizing — Return a modified version of input</w:t>
+            </w:r>
+            <w:r>
+              <w:rPr>
+                <w:rFonts w:ascii="Arial" w:cs="Arial" w:eastAsia="Arial" w:hAnsi="Arial"/>
+                <w:sz w:val="20"/>
+                <w:szCs w:val="20"/>
+              </w:rPr>
+              <w:br/>
+              <w:t xml:space="preserve"/>
+            </w:r>
+            <w:r>
+              <w:rPr>
+                <w:rFonts w:ascii="Arial" w:cs="Arial" w:eastAsia="Arial" w:hAnsi="Arial"/>
+                <w:sz w:val="20"/>
+                <w:szCs w:val="20"/>
+              </w:rPr>
+              <w:br/>
+              <w:t xml:space="preserve"/>
+            </w:r>
+            <w:r>
+              <w:rPr>
+                <w:rFonts w:ascii="Arial" w:cs="Arial" w:eastAsia="Arial" w:hAnsi="Arial"/>
+                <w:b/>
+                <w:bCs/>
+                <w:i w:val="false"/>
+                <w:iCs w:val="false"/>
+                <w:color w:val="000000"/>
+                <w:sz w:val="20"/>
+                <w:szCs w:val="20"/>
+              </w:rPr>
+              <w:t xml:space="preserve">Vocabulary: </w:t>
+            </w:r>
+            <w:r>
+              <w:rPr>
+                <w:rFonts w:ascii="Arial" w:cs="Arial" w:eastAsia="Arial" w:hAnsi="Arial"/>
+                <w:b w:val="false"/>
+                <w:bCs w:val="false"/>
+                <w:i w:val="false"/>
+                <w:iCs w:val="false"/>
+                <w:color w:val="000000"/>
+                <w:sz w:val="20"/>
+                <w:szCs w:val="20"/>
+              </w:rPr>
+              <w:t xml:space="preserve">return lists, data transformation, Filtering, Transforming, Combining, Sorting and organizing</w:t>
+            </w:r>
+            <w:r>
+              <w:rPr>
+                <w:rFonts w:ascii="Arial" w:cs="Arial" w:eastAsia="Arial" w:hAnsi="Arial"/>
+                <w:sz w:val="20"/>
+                <w:szCs w:val="20"/>
+              </w:rPr>
+              <w:br/>
+              <w:t xml:space="preserve"/>
+            </w:r>
+            <w:r>
+              <w:rPr>
+                <w:rFonts w:ascii="Arial" w:cs="Arial" w:eastAsia="Arial" w:hAnsi="Arial"/>
+                <w:sz w:val="20"/>
+                <w:szCs w:val="20"/>
+              </w:rPr>
+              <w:br/>
+              <w:t xml:space="preserve"/>
+            </w:r>
+            <w:r>
+              <w:rPr>
+                <w:rFonts w:ascii="Arial" w:cs="Arial" w:eastAsia="Arial" w:hAnsi="Arial"/>
+                <w:b/>
+                <w:bCs/>
+                <w:i/>
+                <w:iCs/>
+                <w:color w:val="555555"/>
+                <w:sz w:val="20"/>
+                <w:szCs w:val="20"/>
+              </w:rPr>
+              <w:t xml:space="preserve">→ Live Demo — </w:t>
+            </w:r>
+            <w:r>
+              <w:rPr>
+                <w:rFonts w:ascii="Arial" w:cs="Arial" w:eastAsia="Arial" w:hAnsi="Arial"/>
+                <w:b w:val="false"/>
+                <w:bCs w:val="false"/>
+                <w:i/>
+                <w:iCs/>
+                <w:color w:val="555555"/>
+                <w:sz w:val="20"/>
+                <w:szCs w:val="20"/>
+              </w:rPr>
+              <w:t xml:space="preserve">type examples as students follow along in their own editor.</w:t>
+            </w:r>
+            <w:r>
+              <w:rPr>
+                <w:rFonts w:ascii="Arial" w:cs="Arial" w:eastAsia="Arial" w:hAnsi="Arial"/>
+                <w:sz w:val="20"/>
+                <w:szCs w:val="20"/>
+              </w:rPr>
+              <w:br/>
+              <w:t xml:space="preserve"/>
+            </w:r>
+            <w:r>
+              <w:rPr>
+                <w:rFonts w:ascii="Arial" w:cs="Arial" w:eastAsia="Arial" w:hAnsi="Arial"/>
+                <w:b/>
+                <w:bCs/>
+                <w:i/>
+                <w:iCs/>
+                <w:color w:val="555555"/>
+                <w:sz w:val="20"/>
+                <w:szCs w:val="20"/>
+              </w:rPr>
+              <w:t xml:space="preserve">→ Check for Understanding: </w:t>
+            </w:r>
+            <w:r>
+              <w:rPr>
+                <w:rFonts w:ascii="Arial" w:cs="Arial" w:eastAsia="Arial" w:hAnsi="Arial"/>
+                <w:b w:val="false"/>
+                <w:bCs w:val="false"/>
+                <w:i/>
+                <w:iCs/>
+                <w:color w:val="555555"/>
+                <w:sz w:val="20"/>
+                <w:szCs w:val="20"/>
+              </w:rPr>
+              <w:t xml:space="preserve">pause and cold-call: “Can someone explain what we just did in their own words?”</w:t>
             </w:r>
           </w:p>
         </w:tc>
@@ -377,9 +933,9 @@
               <w:right w:val="single" w:color="CCCCCC" w:sz="1"/>
             </w:tcBorders>
             <w:tcMar>
-              <w:top w:type="dxa" w:w="60"/>
+              <w:top w:type="dxa" w:w="80"/>
               <w:left w:type="dxa" w:w="120"/>
-              <w:bottom w:type="dxa" w:w="60"/>
+              <w:bottom w:type="dxa" w:w="80"/>
               <w:right w:type="dxa" w:w="120"/>
             </w:tcMar>
           </w:tcPr>
@@ -406,20 +962,90 @@
               <w:right w:val="single" w:color="CCCCCC" w:sz="1"/>
             </w:tcBorders>
             <w:tcMar>
-              <w:top w:type="dxa" w:w="60"/>
+              <w:top w:type="dxa" w:w="80"/>
               <w:left w:type="dxa" w:w="120"/>
-              <w:bottom w:type="dxa" w:w="60"/>
+              <w:bottom w:type="dxa" w:w="80"/>
               <w:right w:type="dxa" w:w="120"/>
             </w:tcMar>
           </w:tcPr>
           <w:p>
-            <w:r>
-              <w:rPr>
-                <w:rFonts w:ascii="Arial" w:cs="Arial" w:eastAsia="Arial" w:hAnsi="Arial"/>
-                <w:sz w:val="20"/>
-                <w:szCs w:val="20"/>
+            <w:pPr>
+              <w:spacing w:after="80" w:before="80"/>
+            </w:pPr>
+            <w:r>
+              <w:rPr>
+                <w:rFonts w:ascii="Arial" w:cs="Arial" w:eastAsia="Arial" w:hAnsi="Arial"/>
+                <w:b/>
+                <w:bCs/>
+                <w:i w:val="false"/>
+                <w:iCs w:val="false"/>
+                <w:color w:val="000000"/>
+                <w:sz w:val="22"/>
+                <w:szCs w:val="22"/>
               </w:rPr>
               <w:t xml:space="preserve">Guided Practice</w:t>
+            </w:r>
+            <w:r>
+              <w:rPr>
+                <w:rFonts w:ascii="Arial" w:cs="Arial" w:eastAsia="Arial" w:hAnsi="Arial"/>
+                <w:sz w:val="20"/>
+                <w:szCs w:val="20"/>
+              </w:rPr>
+              <w:br/>
+              <w:t xml:space="preserve"/>
+            </w:r>
+            <w:r>
+              <w:rPr>
+                <w:rFonts w:ascii="Arial" w:cs="Arial" w:eastAsia="Arial" w:hAnsi="Arial"/>
+                <w:sz w:val="20"/>
+                <w:szCs w:val="20"/>
+              </w:rPr>
+              <w:br/>
+              <w:t xml:space="preserve"/>
+            </w:r>
+            <w:r>
+              <w:rPr>
+                <w:rFonts w:ascii="Arial" w:cs="Arial" w:eastAsia="Arial" w:hAnsi="Arial"/>
+                <w:b w:val="false"/>
+                <w:bCs w:val="false"/>
+                <w:i w:val="false"/>
+                <w:iCs w:val="false"/>
+                <w:color w:val="000000"/>
+                <w:sz w:val="20"/>
+                <w:szCs w:val="20"/>
+              </w:rPr>
+              <w:t xml:space="preserve">1. Write a function triple_all(numbers) that takes a list and returns a new list where each number is tripled.</w:t>
+            </w:r>
+            <w:r>
+              <w:rPr>
+                <w:rFonts w:ascii="Arial" w:cs="Arial" w:eastAsia="Arial" w:hAnsi="Arial"/>
+                <w:sz w:val="20"/>
+                <w:szCs w:val="20"/>
+              </w:rPr>
+              <w:br/>
+              <w:t xml:space="preserve"/>
+            </w:r>
+            <w:r>
+              <w:rPr>
+                <w:rFonts w:ascii="Arial" w:cs="Arial" w:eastAsia="Arial" w:hAnsi="Arial"/>
+                <w:sz w:val="20"/>
+                <w:szCs w:val="20"/>
+              </w:rPr>
+              <w:br/>
+              <w:t xml:space="preserve"/>
+            </w:r>
+            <w:r>
+              <w:rPr>
+                <w:rFonts w:ascii="Arial" w:cs="Arial" w:eastAsia="Arial" w:hAnsi="Arial"/>
+                <w:b w:val="false"/>
+                <w:bCs w:val="false"/>
+                <w:i/>
+                <w:iCs/>
+                <w:color w:val="555555"/>
+                <w:sz w:val="20"/>
+                <w:szCs w:val="20"/>
+              </w:rPr>
+              <w:t xml:space="preserve">→ Teacher models — students try alongside, then compare results.</w:t>
             </w:r>
           </w:p>
         </w:tc>
@@ -435,9 +1061,9 @@
               <w:right w:val="single" w:color="CCCCCC" w:sz="1"/>
             </w:tcBorders>
             <w:tcMar>
-              <w:top w:type="dxa" w:w="60"/>
+              <w:top w:type="dxa" w:w="80"/>
               <w:left w:type="dxa" w:w="120"/>
-              <w:bottom w:type="dxa" w:w="60"/>
+              <w:bottom w:type="dxa" w:w="80"/>
               <w:right w:type="dxa" w:w="120"/>
             </w:tcMar>
           </w:tcPr>
@@ -450,7 +1076,7 @@
                 <w:sz w:val="20"/>
                 <w:szCs w:val="20"/>
               </w:rPr>
-              <w:t xml:space="preserve">15-20 min</w:t>
+              <w:t xml:space="preserve">15–20 min</w:t>
             </w:r>
           </w:p>
         </w:tc>
@@ -464,20 +1090,164 @@
               <w:right w:val="single" w:color="CCCCCC" w:sz="1"/>
             </w:tcBorders>
             <w:tcMar>
-              <w:top w:type="dxa" w:w="60"/>
+              <w:top w:type="dxa" w:w="80"/>
               <w:left w:type="dxa" w:w="120"/>
-              <w:bottom w:type="dxa" w:w="60"/>
+              <w:bottom w:type="dxa" w:w="80"/>
               <w:right w:type="dxa" w:w="120"/>
             </w:tcMar>
           </w:tcPr>
           <w:p>
-            <w:r>
-              <w:rPr>
-                <w:rFonts w:ascii="Arial" w:cs="Arial" w:eastAsia="Arial" w:hAnsi="Arial"/>
-                <w:sz w:val="20"/>
-                <w:szCs w:val="20"/>
+            <w:pPr>
+              <w:spacing w:after="80" w:before="80"/>
+            </w:pPr>
+            <w:r>
+              <w:rPr>
+                <w:rFonts w:ascii="Arial" w:cs="Arial" w:eastAsia="Arial" w:hAnsi="Arial"/>
+                <w:b/>
+                <w:bCs/>
+                <w:i w:val="false"/>
+                <w:iCs w:val="false"/>
+                <w:color w:val="000000"/>
+                <w:sz w:val="22"/>
+                <w:szCs w:val="22"/>
               </w:rPr>
               <w:t xml:space="preserve">Independent Practice / Code Along</w:t>
+            </w:r>
+            <w:r>
+              <w:rPr>
+                <w:rFonts w:ascii="Arial" w:cs="Arial" w:eastAsia="Arial" w:hAnsi="Arial"/>
+                <w:sz w:val="20"/>
+                <w:szCs w:val="20"/>
+              </w:rPr>
+              <w:br/>
+              <w:t xml:space="preserve"/>
+            </w:r>
+            <w:r>
+              <w:rPr>
+                <w:rFonts w:ascii="Arial" w:cs="Arial" w:eastAsia="Arial" w:hAnsi="Arial"/>
+                <w:b/>
+                <w:bCs/>
+                <w:i w:val="false"/>
+                <w:iCs w:val="false"/>
+                <w:color w:val="000000"/>
+                <w:sz w:val="20"/>
+                <w:szCs w:val="20"/>
+              </w:rPr>
+              <w:t xml:space="preserve">    Beginner: </w:t>
+            </w:r>
+            <w:r>
+              <w:rPr>
+                <w:rFonts w:ascii="Arial" w:cs="Arial" w:eastAsia="Arial" w:hAnsi="Arial"/>
+                <w:b w:val="false"/>
+                <w:bCs w:val="false"/>
+                <w:i w:val="false"/>
+                <w:iCs w:val="false"/>
+                <w:color w:val="000000"/>
+                <w:sz w:val="20"/>
+                <w:szCs w:val="20"/>
+              </w:rPr>
+              <w:t xml:space="preserve">Write a function make_uppercase(words) that takes a list of words and returns a new list where all words are uppercase. Don't modify the ori…</w:t>
+            </w:r>
+            <w:r>
+              <w:rPr>
+                <w:rFonts w:ascii="Arial" w:cs="Arial" w:eastAsia="Arial" w:hAnsi="Arial"/>
+                <w:sz w:val="20"/>
+                <w:szCs w:val="20"/>
+              </w:rPr>
+              <w:br/>
+              <w:t xml:space="preserve"/>
+            </w:r>
+            <w:r>
+              <w:rPr>
+                <w:rFonts w:ascii="Arial" w:cs="Arial" w:eastAsia="Arial" w:hAnsi="Arial"/>
+                <w:b/>
+                <w:bCs/>
+                <w:i w:val="false"/>
+                <w:iCs w:val="false"/>
+                <w:color w:val="000000"/>
+                <w:sz w:val="20"/>
+                <w:szCs w:val="20"/>
+              </w:rPr>
+              <w:t xml:space="preserve">    Intermediate: </w:t>
+            </w:r>
+            <w:r>
+              <w:rPr>
+                <w:rFonts w:ascii="Arial" w:cs="Arial" w:eastAsia="Arial" w:hAnsi="Arial"/>
+                <w:b w:val="false"/>
+                <w:bCs w:val="false"/>
+                <w:i w:val="false"/>
+                <w:iCs w:val="false"/>
+                <w:color w:val="000000"/>
+                <w:sz w:val="20"/>
+                <w:szCs w:val="20"/>
+              </w:rPr>
+              <w:t xml:space="preserve">Write a function filter_by_length(words, min_length) that returns only words with at least min_length characters.</w:t>
+            </w:r>
+            <w:r>
+              <w:rPr>
+                <w:rFonts w:ascii="Arial" w:cs="Arial" w:eastAsia="Arial" w:hAnsi="Arial"/>
+                <w:sz w:val="20"/>
+                <w:szCs w:val="20"/>
+              </w:rPr>
+              <w:br/>
+              <w:t xml:space="preserve"/>
+            </w:r>
+            <w:r>
+              <w:rPr>
+                <w:rFonts w:ascii="Arial" w:cs="Arial" w:eastAsia="Arial" w:hAnsi="Arial"/>
+                <w:b/>
+                <w:bCs/>
+                <w:i w:val="false"/>
+                <w:iCs w:val="false"/>
+                <w:color w:val="000000"/>
+                <w:sz w:val="20"/>
+                <w:szCs w:val="20"/>
+              </w:rPr>
+              <w:t xml:space="preserve">    Challenge: </w:t>
+            </w:r>
+            <w:r>
+              <w:rPr>
+                <w:rFonts w:ascii="Arial" w:cs="Arial" w:eastAsia="Arial" w:hAnsi="Arial"/>
+                <w:b w:val="false"/>
+                <w:bCs w:val="false"/>
+                <w:i w:val="false"/>
+                <w:iCs w:val="false"/>
+                <w:color w:val="000000"/>
+                <w:sz w:val="20"/>
+                <w:szCs w:val="20"/>
+              </w:rPr>
+              <w:t xml:space="preserve">Write a function remove_duplicates(items) that returns a new list with duplicate items removed (keeping only the first occurrence). Bonus: t…</w:t>
+            </w:r>
+            <w:r>
+              <w:rPr>
+                <w:rFonts w:ascii="Arial" w:cs="Arial" w:eastAsia="Arial" w:hAnsi="Arial"/>
+                <w:sz w:val="20"/>
+                <w:szCs w:val="20"/>
+              </w:rPr>
+              <w:br/>
+              <w:t xml:space="preserve"/>
+            </w:r>
+            <w:r>
+              <w:rPr>
+                <w:rFonts w:ascii="Arial" w:cs="Arial" w:eastAsia="Arial" w:hAnsi="Arial"/>
+                <w:sz w:val="20"/>
+                <w:szCs w:val="20"/>
+              </w:rPr>
+              <w:br/>
+              <w:t xml:space="preserve"/>
+            </w:r>
+            <w:r>
+              <w:rPr>
+                <w:rFonts w:ascii="Arial" w:cs="Arial" w:eastAsia="Arial" w:hAnsi="Arial"/>
+                <w:b w:val="false"/>
+                <w:bCs w:val="false"/>
+                <w:i/>
+                <w:iCs/>
+                <w:color w:val="555555"/>
+                <w:sz w:val="20"/>
+                <w:szCs w:val="20"/>
+              </w:rPr>
+              <w:t xml:space="preserve">→ Teacher circulates — offer hints, check for understanding.</w:t>
             </w:r>
           </w:p>
         </w:tc>
@@ -493,9 +1263,9 @@
               <w:right w:val="single" w:color="CCCCCC" w:sz="1"/>
             </w:tcBorders>
             <w:tcMar>
-              <w:top w:type="dxa" w:w="60"/>
+              <w:top w:type="dxa" w:w="80"/>
               <w:left w:type="dxa" w:w="120"/>
-              <w:bottom w:type="dxa" w:w="60"/>
+              <w:bottom w:type="dxa" w:w="80"/>
               <w:right w:type="dxa" w:w="120"/>
             </w:tcMar>
           </w:tcPr>
@@ -522,20 +1292,90 @@
               <w:right w:val="single" w:color="CCCCCC" w:sz="1"/>
             </w:tcBorders>
             <w:tcMar>
-              <w:top w:type="dxa" w:w="60"/>
+              <w:top w:type="dxa" w:w="80"/>
               <w:left w:type="dxa" w:w="120"/>
-              <w:bottom w:type="dxa" w:w="60"/>
+              <w:bottom w:type="dxa" w:w="80"/>
               <w:right w:type="dxa" w:w="120"/>
             </w:tcMar>
           </w:tcPr>
           <w:p>
-            <w:r>
-              <w:rPr>
-                <w:rFonts w:ascii="Arial" w:cs="Arial" w:eastAsia="Arial" w:hAnsi="Arial"/>
-                <w:sz w:val="20"/>
-                <w:szCs w:val="20"/>
+            <w:pPr>
+              <w:spacing w:after="80" w:before="80"/>
+            </w:pPr>
+            <w:r>
+              <w:rPr>
+                <w:rFonts w:ascii="Arial" w:cs="Arial" w:eastAsia="Arial" w:hAnsi="Arial"/>
+                <w:b/>
+                <w:bCs/>
+                <w:i w:val="false"/>
+                <w:iCs w:val="false"/>
+                <w:color w:val="000000"/>
+                <w:sz w:val="22"/>
+                <w:szCs w:val="22"/>
               </w:rPr>
               <w:t xml:space="preserve">Exit Ticket / Wrap-Up</w:t>
+            </w:r>
+            <w:r>
+              <w:rPr>
+                <w:rFonts w:ascii="Arial" w:cs="Arial" w:eastAsia="Arial" w:hAnsi="Arial"/>
+                <w:sz w:val="20"/>
+                <w:szCs w:val="20"/>
+              </w:rPr>
+              <w:br/>
+              <w:t xml:space="preserve"/>
+            </w:r>
+            <w:r>
+              <w:rPr>
+                <w:rFonts w:ascii="Arial" w:cs="Arial" w:eastAsia="Arial" w:hAnsi="Arial"/>
+                <w:sz w:val="20"/>
+                <w:szCs w:val="20"/>
+              </w:rPr>
+              <w:br/>
+              <w:t xml:space="preserve"/>
+            </w:r>
+            <w:r>
+              <w:rPr>
+                <w:rFonts w:ascii="Arial" w:cs="Arial" w:eastAsia="Arial" w:hAnsi="Arial"/>
+                <w:b w:val="false"/>
+                <w:bCs w:val="false"/>
+                <w:i w:val="false"/>
+                <w:iCs w:val="false"/>
+                <w:color w:val="000000"/>
+                <w:sz w:val="20"/>
+                <w:szCs w:val="20"/>
+              </w:rPr>
+              <w:t xml:space="preserve">Quick Check: Write functions that build and return new lists as their result?</w:t>
+            </w:r>
+            <w:r>
+              <w:rPr>
+                <w:rFonts w:ascii="Arial" w:cs="Arial" w:eastAsia="Arial" w:hAnsi="Arial"/>
+                <w:sz w:val="20"/>
+                <w:szCs w:val="20"/>
+              </w:rPr>
+              <w:br/>
+              <w:t xml:space="preserve"/>
+            </w:r>
+            <w:r>
+              <w:rPr>
+                <w:rFonts w:ascii="Arial" w:cs="Arial" w:eastAsia="Arial" w:hAnsi="Arial"/>
+                <w:sz w:val="20"/>
+                <w:szCs w:val="20"/>
+              </w:rPr>
+              <w:br/>
+              <w:t xml:space="preserve"/>
+            </w:r>
+            <w:r>
+              <w:rPr>
+                <w:rFonts w:ascii="Arial" w:cs="Arial" w:eastAsia="Arial" w:hAnsi="Arial"/>
+                <w:b w:val="false"/>
+                <w:bCs w:val="false"/>
+                <w:i/>
+                <w:iCs/>
+                <w:color w:val="555555"/>
+                <w:sz w:val="20"/>
+                <w:szCs w:val="20"/>
+              </w:rPr>
+              <w:t xml:space="preserve">→ 3–2–1: Name 3 things learned, 2 new vocab words, 1 question you still have.</w:t>
             </w:r>
           </w:p>
         </w:tc>
@@ -759,19 +1599,6 @@
                 <w:sz w:val="18"/>
                 <w:szCs w:val="18"/>
               </w:rPr>
-              <w:t xml:space="preserve"># Example 1: Filtering—return only items that meet a condition</w:t>
-            </w:r>
-          </w:p>
-          <w:p>
-            <w:pPr>
-              <w:spacing w:after="20"/>
-            </w:pPr>
-            <w:r>
-              <w:rPr>
-                <w:rFonts w:ascii="Courier New" w:cs="Courier New" w:eastAsia="Courier New" w:hAnsi="Courier New"/>
-                <w:sz w:val="18"/>
-                <w:szCs w:val="18"/>
-              </w:rPr>
               <w:t xml:space="preserve">def get_even_numbers(numbers):</w:t>
             </w:r>
           </w:p>
@@ -943,19 +1770,6 @@
                 <w:sz w:val="18"/>
                 <w:szCs w:val="18"/>
               </w:rPr>
-              <w:t xml:space="preserve"># Example 2: Transforming—apply a change to each item</w:t>
-            </w:r>
-          </w:p>
-          <w:p>
-            <w:pPr>
-              <w:spacing w:after="20"/>
-            </w:pPr>
-            <w:r>
-              <w:rPr>
-                <w:rFonts w:ascii="Courier New" w:cs="Courier New" w:eastAsia="Courier New" w:hAnsi="Courier New"/>
-                <w:sz w:val="18"/>
-                <w:szCs w:val="18"/>
-              </w:rPr>
               <w:t xml:space="preserve">def double_all(numbers):</w:t>
             </w:r>
           </w:p>
@@ -1114,19 +1928,6 @@
                 <w:sz w:val="18"/>
                 <w:szCs w:val="18"/>
               </w:rPr>
-              <w:t xml:space="preserve"># Example 3: Filtering and transforming together</w:t>
-            </w:r>
-          </w:p>
-          <w:p>
-            <w:pPr>
-              <w:spacing w:after="20"/>
-            </w:pPr>
-            <w:r>
-              <w:rPr>
-                <w:rFonts w:ascii="Courier New" w:cs="Courier New" w:eastAsia="Courier New" w:hAnsi="Courier New"/>
-                <w:sz w:val="18"/>
-                <w:szCs w:val="18"/>
-              </w:rPr>
               <w:t xml:space="preserve">def get_long_names(names):</w:t>
             </w:r>
           </w:p>
@@ -1298,19 +2099,6 @@
                 <w:sz w:val="18"/>
                 <w:szCs w:val="18"/>
               </w:rPr>
-              <w:t xml:space="preserve"># Starter code</w:t>
-            </w:r>
-          </w:p>
-          <w:p>
-            <w:pPr>
-              <w:spacing w:after="20"/>
-            </w:pPr>
-            <w:r>
-              <w:rPr>
-                <w:rFonts w:ascii="Courier New" w:cs="Courier New" w:eastAsia="Courier New" w:hAnsi="Courier New"/>
-                <w:sz w:val="18"/>
-                <w:szCs w:val="18"/>
-              </w:rPr>
               <w:t xml:space="preserve">def make_uppercase(words):</w:t>
             </w:r>
           </w:p>
@@ -1363,7 +2151,7 @@
                 <w:sz w:val="18"/>
                 <w:szCs w:val="18"/>
               </w:rPr>
-              <w:t xml:space="preserve"># Test here</w:t>
+              <w:t xml:space="preserve"> </w:t>
             </w:r>
           </w:p>
           <w:p>
@@ -1443,19 +2231,6 @@
                 <w:sz w:val="18"/>
                 <w:szCs w:val="18"/>
               </w:rPr>
-              <w:t xml:space="preserve"># Problem 1 Example</w:t>
-            </w:r>
-          </w:p>
-          <w:p>
-            <w:pPr>
-              <w:spacing w:after="20"/>
-            </w:pPr>
-            <w:r>
-              <w:rPr>
-                <w:rFonts w:ascii="Courier New" w:cs="Courier New" w:eastAsia="Courier New" w:hAnsi="Courier New"/>
-                <w:sz w:val="18"/>
-                <w:szCs w:val="18"/>
-              </w:rPr>
               <w:t xml:space="preserve">def make_uppercase(words):</w:t>
             </w:r>
           </w:p>
@@ -1640,19 +2415,6 @@
                 <w:sz w:val="18"/>
                 <w:szCs w:val="18"/>
               </w:rPr>
-              <w:t xml:space="preserve"># Problem 2 Example</w:t>
-            </w:r>
-          </w:p>
-          <w:p>
-            <w:pPr>
-              <w:spacing w:after="20"/>
-            </w:pPr>
-            <w:r>
-              <w:rPr>
-                <w:rFonts w:ascii="Courier New" w:cs="Courier New" w:eastAsia="Courier New" w:hAnsi="Courier New"/>
-                <w:sz w:val="18"/>
-                <w:szCs w:val="18"/>
-              </w:rPr>
               <w:t xml:space="preserve">def filter_by_length(words, min_length):</w:t>
             </w:r>
           </w:p>
@@ -1814,19 +2576,6 @@
               <w:right w:type="dxa" w:w="160"/>
             </w:tcMar>
           </w:tcPr>
-          <w:p>
-            <w:pPr>
-              <w:spacing w:after="20"/>
-            </w:pPr>
-            <w:r>
-              <w:rPr>
-                <w:rFonts w:ascii="Courier New" w:cs="Courier New" w:eastAsia="Courier New" w:hAnsi="Courier New"/>
-                <w:sz w:val="18"/>
-                <w:szCs w:val="18"/>
-              </w:rPr>
-              <w:t xml:space="preserve"># Problem 3 Example</w:t>
-            </w:r>
-          </w:p>
           <w:p>
             <w:pPr>
               <w:spacing w:after="20"/>

--- a/Coding 1 - year/Unit 5 - Functions and Modularity/Daily Lesson Plans/Word/Day 107.docx
+++ b/Coding 1 - year/Unit 5 - Functions and Modularity/Daily Lesson Plans/Word/Day 107.docx
@@ -380,7 +380,7 @@
                 <w:sz w:val="20"/>
                 <w:szCs w:val="20"/>
               </w:rPr>
-              <w:t xml:space="preserve">    What do you already know about how to write functions that build and return new lists as their result?</w:t>
+              <w:t xml:space="preserve">    If you had to write functions that build and return new lists as their result, what would be the very first line of code you'd write? Why?</w:t>
             </w:r>
             <w:r>
               <w:rPr>
@@ -477,7 +477,7 @@
                 <w:sz w:val="20"/>
                 <w:szCs w:val="20"/>
               </w:rPr>
-              <w:t xml:space="preserve">Today's Goal: By the end of class you will be able to write functions that build and return new lists as their result.</w:t>
+              <w:t xml:space="preserve">Today’s Goal: By the end of class you will be able to write functions that build and return new lists as their result.</w:t>
             </w:r>
             <w:r>
               <w:rPr>
@@ -1344,7 +1344,7 @@
                 <w:sz w:val="20"/>
                 <w:szCs w:val="20"/>
               </w:rPr>
-              <w:t xml:space="preserve">Quick Check: Write functions that build and return new lists as their result?</w:t>
+              <w:t xml:space="preserve">Without looking at your notes, write pseudocode showing how to write functions that build and return new lists as their result.</w:t>
             </w:r>
             <w:r>
               <w:rPr>
